--- a/02-design/45285209_milestone_1.docx
+++ b/02-design/45285209_milestone_1.docx
@@ -173,6 +173,15 @@
     </w:p>
     <w:sdt>
       <w:sdtPr>
+        <w:rPr>
+          <w:rFonts w:asciiTheme="minorHAnsi" w:eastAsiaTheme="minorHAnsi" w:hAnsiTheme="minorHAnsi" w:cstheme="minorBidi"/>
+          <w:color w:val="auto"/>
+          <w:kern w:val="2"/>
+          <w:sz w:val="24"/>
+          <w:szCs w:val="22"/>
+          <w:lang w:val="en-ZA"/>
+          <w14:ligatures w14:val="standardContextual"/>
+        </w:rPr>
         <w:id w:val="69941973"/>
         <w:docPartObj>
           <w:docPartGallery w:val="Table of Contents"/>
@@ -181,16 +190,9 @@
       </w:sdtPr>
       <w:sdtEndPr>
         <w:rPr>
-          <w:rFonts w:asciiTheme="minorHAnsi" w:eastAsiaTheme="minorHAnsi" w:hAnsiTheme="minorHAnsi" w:cstheme="minorBidi"/>
           <w:b/>
           <w:bCs/>
           <w:noProof/>
-          <w:color w:val="auto"/>
-          <w:kern w:val="2"/>
-          <w:sz w:val="24"/>
-          <w:szCs w:val="22"/>
-          <w:lang w:val="en-ZA"/>
-          <w14:ligatures w14:val="standardContextual"/>
         </w:rPr>
       </w:sdtEndPr>
       <w:sdtContent>
@@ -209,7 +211,10 @@
               <w:tab w:val="right" w:leader="dot" w:pos="9016"/>
             </w:tabs>
             <w:rPr>
+              <w:rFonts w:eastAsiaTheme="minorEastAsia"/>
               <w:noProof/>
+              <w:szCs w:val="24"/>
+              <w:lang w:eastAsia="en-ZA"/>
             </w:rPr>
           </w:pPr>
           <w:r>
@@ -221,7 +226,7 @@
           <w:r>
             <w:fldChar w:fldCharType="separate"/>
           </w:r>
-          <w:hyperlink w:anchor="_Toc238682236" w:history="1">
+          <w:hyperlink w:anchor="_Toc238683689" w:history="1">
             <w:r>
               <w:rPr>
                 <w:rStyle w:val="Hyperlink"/>
@@ -248,7 +253,7 @@
                 <w:noProof/>
                 <w:webHidden/>
               </w:rPr>
-              <w:instrText xml:space="preserve"> PAGEREF _Toc238682236 \h </w:instrText>
+              <w:instrText xml:space="preserve"> PAGEREF _Toc238683689 \h </w:instrText>
             </w:r>
             <w:r>
               <w:rPr>
@@ -286,10 +291,13 @@
               <w:tab w:val="right" w:leader="dot" w:pos="9016"/>
             </w:tabs>
             <w:rPr>
+              <w:rFonts w:eastAsiaTheme="minorEastAsia"/>
               <w:noProof/>
+              <w:szCs w:val="24"/>
+              <w:lang w:eastAsia="en-ZA"/>
             </w:rPr>
           </w:pPr>
-          <w:hyperlink w:anchor="_Toc238682237" w:history="1">
+          <w:hyperlink w:anchor="_Toc238683690" w:history="1">
             <w:r>
               <w:rPr>
                 <w:rStyle w:val="Hyperlink"/>
@@ -316,7 +324,7 @@
                 <w:noProof/>
                 <w:webHidden/>
               </w:rPr>
-              <w:instrText xml:space="preserve"> PAGEREF _Toc238682237 \h </w:instrText>
+              <w:instrText xml:space="preserve"> PAGEREF _Toc238683690 \h </w:instrText>
             </w:r>
             <w:r>
               <w:rPr>
@@ -354,10 +362,13 @@
               <w:tab w:val="right" w:leader="dot" w:pos="9016"/>
             </w:tabs>
             <w:rPr>
+              <w:rFonts w:eastAsiaTheme="minorEastAsia"/>
               <w:noProof/>
+              <w:szCs w:val="24"/>
+              <w:lang w:eastAsia="en-ZA"/>
             </w:rPr>
           </w:pPr>
-          <w:hyperlink w:anchor="_Toc238682238" w:history="1">
+          <w:hyperlink w:anchor="_Toc238683691" w:history="1">
             <w:r>
               <w:rPr>
                 <w:rStyle w:val="Hyperlink"/>
@@ -384,7 +395,7 @@
                 <w:noProof/>
                 <w:webHidden/>
               </w:rPr>
-              <w:instrText xml:space="preserve"> PAGEREF _Toc238682238 \h </w:instrText>
+              <w:instrText xml:space="preserve"> PAGEREF _Toc238683691 \h </w:instrText>
             </w:r>
             <w:r>
               <w:rPr>
@@ -422,10 +433,13 @@
               <w:tab w:val="right" w:leader="dot" w:pos="9016"/>
             </w:tabs>
             <w:rPr>
+              <w:rFonts w:eastAsiaTheme="minorEastAsia"/>
               <w:noProof/>
+              <w:szCs w:val="24"/>
+              <w:lang w:eastAsia="en-ZA"/>
             </w:rPr>
           </w:pPr>
-          <w:hyperlink w:anchor="_Toc238682239" w:history="1">
+          <w:hyperlink w:anchor="_Toc238683692" w:history="1">
             <w:r>
               <w:rPr>
                 <w:rStyle w:val="Hyperlink"/>
@@ -452,7 +466,7 @@
                 <w:noProof/>
                 <w:webHidden/>
               </w:rPr>
-              <w:instrText xml:space="preserve"> PAGEREF _Toc238682239 \h </w:instrText>
+              <w:instrText xml:space="preserve"> PAGEREF _Toc238683692 \h </w:instrText>
             </w:r>
             <w:r>
               <w:rPr>
@@ -490,10 +504,13 @@
               <w:tab w:val="right" w:leader="dot" w:pos="9016"/>
             </w:tabs>
             <w:rPr>
+              <w:rFonts w:eastAsiaTheme="minorEastAsia"/>
               <w:noProof/>
+              <w:szCs w:val="24"/>
+              <w:lang w:eastAsia="en-ZA"/>
             </w:rPr>
           </w:pPr>
-          <w:hyperlink w:anchor="_Toc238682240" w:history="1">
+          <w:hyperlink w:anchor="_Toc238683693" w:history="1">
             <w:r>
               <w:rPr>
                 <w:rStyle w:val="Hyperlink"/>
@@ -520,7 +537,7 @@
                 <w:noProof/>
                 <w:webHidden/>
               </w:rPr>
-              <w:instrText xml:space="preserve"> PAGEREF _Toc238682240 \h </w:instrText>
+              <w:instrText xml:space="preserve"> PAGEREF _Toc238683693 \h </w:instrText>
             </w:r>
             <w:r>
               <w:rPr>
@@ -558,10 +575,13 @@
               <w:tab w:val="right" w:leader="dot" w:pos="9016"/>
             </w:tabs>
             <w:rPr>
+              <w:rFonts w:eastAsiaTheme="minorEastAsia"/>
               <w:noProof/>
+              <w:szCs w:val="24"/>
+              <w:lang w:eastAsia="en-ZA"/>
             </w:rPr>
           </w:pPr>
-          <w:hyperlink w:anchor="_Toc238682241" w:history="1">
+          <w:hyperlink w:anchor="_Toc238683694" w:history="1">
             <w:r>
               <w:rPr>
                 <w:rStyle w:val="Hyperlink"/>
@@ -588,7 +608,7 @@
                 <w:noProof/>
                 <w:webHidden/>
               </w:rPr>
-              <w:instrText xml:space="preserve"> PAGEREF _Toc238682241 \h </w:instrText>
+              <w:instrText xml:space="preserve"> PAGEREF _Toc238683694 \h </w:instrText>
             </w:r>
             <w:r>
               <w:rPr>
@@ -608,7 +628,7 @@
                 <w:noProof/>
                 <w:webHidden/>
               </w:rPr>
-              <w:t>5</w:t>
+              <w:t>4</w:t>
             </w:r>
             <w:r>
               <w:rPr>
@@ -626,10 +646,13 @@
               <w:tab w:val="right" w:leader="dot" w:pos="9016"/>
             </w:tabs>
             <w:rPr>
+              <w:rFonts w:eastAsiaTheme="minorEastAsia"/>
               <w:noProof/>
+              <w:szCs w:val="24"/>
+              <w:lang w:eastAsia="en-ZA"/>
             </w:rPr>
           </w:pPr>
-          <w:hyperlink w:anchor="_Toc238682242" w:history="1">
+          <w:hyperlink w:anchor="_Toc238683695" w:history="1">
             <w:r>
               <w:rPr>
                 <w:rStyle w:val="Hyperlink"/>
@@ -656,7 +679,7 @@
                 <w:noProof/>
                 <w:webHidden/>
               </w:rPr>
-              <w:instrText xml:space="preserve"> PAGEREF _Toc238682242 \h </w:instrText>
+              <w:instrText xml:space="preserve"> PAGEREF _Toc238683695 \h </w:instrText>
             </w:r>
             <w:r>
               <w:rPr>
@@ -676,7 +699,7 @@
                 <w:noProof/>
                 <w:webHidden/>
               </w:rPr>
-              <w:t>6</w:t>
+              <w:t>5</w:t>
             </w:r>
             <w:r>
               <w:rPr>
@@ -694,10 +717,13 @@
               <w:tab w:val="right" w:leader="dot" w:pos="9016"/>
             </w:tabs>
             <w:rPr>
+              <w:rFonts w:eastAsiaTheme="minorEastAsia"/>
               <w:noProof/>
+              <w:szCs w:val="24"/>
+              <w:lang w:eastAsia="en-ZA"/>
             </w:rPr>
           </w:pPr>
-          <w:hyperlink w:anchor="_Toc238682243" w:history="1">
+          <w:hyperlink w:anchor="_Toc238683696" w:history="1">
             <w:r>
               <w:rPr>
                 <w:rStyle w:val="Hyperlink"/>
@@ -724,7 +750,7 @@
                 <w:noProof/>
                 <w:webHidden/>
               </w:rPr>
-              <w:instrText xml:space="preserve"> PAGEREF _Toc238682243 \h </w:instrText>
+              <w:instrText xml:space="preserve"> PAGEREF _Toc238683696 \h </w:instrText>
             </w:r>
             <w:r>
               <w:rPr>
@@ -744,7 +770,7 @@
                 <w:noProof/>
                 <w:webHidden/>
               </w:rPr>
-              <w:t>6</w:t>
+              <w:t>5</w:t>
             </w:r>
             <w:r>
               <w:rPr>
@@ -762,10 +788,13 @@
               <w:tab w:val="right" w:leader="dot" w:pos="9016"/>
             </w:tabs>
             <w:rPr>
+              <w:rFonts w:eastAsiaTheme="minorEastAsia"/>
               <w:noProof/>
+              <w:szCs w:val="24"/>
+              <w:lang w:eastAsia="en-ZA"/>
             </w:rPr>
           </w:pPr>
-          <w:hyperlink w:anchor="_Toc238682244" w:history="1">
+          <w:hyperlink w:anchor="_Toc238683697" w:history="1">
             <w:r>
               <w:rPr>
                 <w:rStyle w:val="Hyperlink"/>
@@ -792,7 +821,7 @@
                 <w:noProof/>
                 <w:webHidden/>
               </w:rPr>
-              <w:instrText xml:space="preserve"> PAGEREF _Toc238682244 \h </w:instrText>
+              <w:instrText xml:space="preserve"> PAGEREF _Toc238683697 \h </w:instrText>
             </w:r>
             <w:r>
               <w:rPr>
@@ -812,7 +841,7 @@
                 <w:noProof/>
                 <w:webHidden/>
               </w:rPr>
-              <w:t>7</w:t>
+              <w:t>6</w:t>
             </w:r>
             <w:r>
               <w:rPr>
@@ -830,10 +859,13 @@
               <w:tab w:val="right" w:leader="dot" w:pos="9016"/>
             </w:tabs>
             <w:rPr>
+              <w:rFonts w:eastAsiaTheme="minorEastAsia"/>
               <w:noProof/>
+              <w:szCs w:val="24"/>
+              <w:lang w:eastAsia="en-ZA"/>
             </w:rPr>
           </w:pPr>
-          <w:hyperlink w:anchor="_Toc238682245" w:history="1">
+          <w:hyperlink w:anchor="_Toc238683698" w:history="1">
             <w:r>
               <w:rPr>
                 <w:rStyle w:val="Hyperlink"/>
@@ -860,7 +892,7 @@
                 <w:noProof/>
                 <w:webHidden/>
               </w:rPr>
-              <w:instrText xml:space="preserve"> PAGEREF _Toc238682245 \h </w:instrText>
+              <w:instrText xml:space="preserve"> PAGEREF _Toc238683698 \h </w:instrText>
             </w:r>
             <w:r>
               <w:rPr>
@@ -880,7 +912,78 @@
                 <w:noProof/>
                 <w:webHidden/>
               </w:rPr>
-              <w:t>7</w:t>
+              <w:t>6</w:t>
+            </w:r>
+            <w:r>
+              <w:rPr>
+                <w:noProof/>
+                <w:webHidden/>
+              </w:rPr>
+              <w:fldChar w:fldCharType="end"/>
+            </w:r>
+          </w:hyperlink>
+        </w:p>
+        <w:p>
+          <w:pPr>
+            <w:pStyle w:val="TOC1"/>
+            <w:tabs>
+              <w:tab w:val="right" w:leader="dot" w:pos="9016"/>
+            </w:tabs>
+            <w:rPr>
+              <w:rFonts w:eastAsiaTheme="minorEastAsia"/>
+              <w:noProof/>
+              <w:szCs w:val="24"/>
+              <w:lang w:eastAsia="en-ZA"/>
+            </w:rPr>
+          </w:pPr>
+          <w:hyperlink w:anchor="_Toc238683699" w:history="1">
+            <w:r>
+              <w:rPr>
+                <w:rStyle w:val="Hyperlink"/>
+                <w:noProof/>
+              </w:rPr>
+              <w:t>Initial GitHub Repository</w:t>
+            </w:r>
+            <w:r>
+              <w:rPr>
+                <w:noProof/>
+                <w:webHidden/>
+              </w:rPr>
+              <w:tab/>
+            </w:r>
+            <w:r>
+              <w:rPr>
+                <w:noProof/>
+                <w:webHidden/>
+              </w:rPr>
+              <w:fldChar w:fldCharType="begin"/>
+            </w:r>
+            <w:r>
+              <w:rPr>
+                <w:noProof/>
+                <w:webHidden/>
+              </w:rPr>
+              <w:instrText xml:space="preserve"> PAGEREF _Toc238683699 \h </w:instrText>
+            </w:r>
+            <w:r>
+              <w:rPr>
+                <w:noProof/>
+                <w:webHidden/>
+              </w:rPr>
+            </w:r>
+            <w:r>
+              <w:rPr>
+                <w:noProof/>
+                <w:webHidden/>
+              </w:rPr>
+              <w:fldChar w:fldCharType="separate"/>
+            </w:r>
+            <w:r>
+              <w:rPr>
+                <w:noProof/>
+                <w:webHidden/>
+              </w:rPr>
+              <w:t>6</w:t>
             </w:r>
             <w:r>
               <w:rPr>
@@ -913,7 +1016,7 @@
       <w:pPr>
         <w:pStyle w:val="Heading1"/>
       </w:pPr>
-      <w:bookmarkStart w:id="0" w:name="_Toc238682236"/>
+      <w:bookmarkStart w:id="0" w:name="_Toc238683689"/>
       <w:r>
         <w:lastRenderedPageBreak/>
         <w:t>Project and Client Summary</w:t>
@@ -1123,7 +1226,7 @@
       <w:pPr>
         <w:pStyle w:val="Heading1"/>
       </w:pPr>
-      <w:bookmarkStart w:id="1" w:name="_Toc238682237"/>
+      <w:bookmarkStart w:id="1" w:name="_Toc238683690"/>
       <w:r>
         <w:t xml:space="preserve">Client </w:t>
       </w:r>
@@ -1137,19 +1240,13 @@
         <w:spacing w:after="120"/>
       </w:pPr>
       <w:r>
-        <w:t>North-West Asset Finance is a banking and finance client operating from a single Rustenburg site. As a financial services organisation, the network must prioritise segmentation, confidentiality of departmental data, and controlled access between business units, while still allowing operational resources</w:t>
-      </w:r>
-      <w:r>
-        <w:t>,</w:t>
+        <w:t>North-West Asset Finance is a banking and finance client operating from a single Rustenburg site. As a financial services organisation, the network must prioritise segmentation, confidentiality of departmental data, and controlled access between business units, while still allowing operational resources,</w:t>
       </w:r>
       <w:r>
         <w:t xml:space="preserve"> </w:t>
       </w:r>
       <w:r>
-        <w:t>such as printing</w:t>
-      </w:r>
-      <w:r>
-        <w:t>,</w:t>
+        <w:t>such as printing,</w:t>
       </w:r>
       <w:r>
         <w:t xml:space="preserve"> </w:t>
@@ -1162,7 +1259,7 @@
       <w:pPr>
         <w:pStyle w:val="Heading2"/>
       </w:pPr>
-      <w:bookmarkStart w:id="2" w:name="_Toc238682238"/>
+      <w:bookmarkStart w:id="2" w:name="_Toc238683691"/>
       <w:r>
         <w:t>Functional Requirements</w:t>
       </w:r>
@@ -1256,7 +1353,7 @@
       <w:pPr>
         <w:pStyle w:val="Heading2"/>
       </w:pPr>
-      <w:bookmarkStart w:id="3" w:name="_Toc238682239"/>
+      <w:bookmarkStart w:id="3" w:name="_Toc238683692"/>
       <w:r>
         <w:t>Non-Functional Requirements</w:t>
       </w:r>
@@ -1325,7 +1422,7 @@
       <w:pPr>
         <w:pStyle w:val="Heading2"/>
       </w:pPr>
-      <w:bookmarkStart w:id="4" w:name="_Toc238682240"/>
+      <w:bookmarkStart w:id="4" w:name="_Toc238683693"/>
       <w:r>
         <w:lastRenderedPageBreak/>
         <w:t>Assumptions</w:t>
@@ -1351,13 +1448,7 @@
         <w:contextualSpacing w:val="0"/>
       </w:pPr>
       <w:r>
-        <w:t>Three operational departments were assumed: Administration, Loans, and Client Services</w:t>
-      </w:r>
-      <w:r>
-        <w:t>,</w:t>
-      </w:r>
-      <w:r>
-        <w:t xml:space="preserve"> reflecting a typical small asset-finance branch.</w:t>
+        <w:t>Three operational departments were assumed: Administration, Loans, and Client Services, reflecting a typical small asset-finance branch.</w:t>
       </w:r>
     </w:p>
     <w:p>
@@ -1420,7 +1511,7 @@
       <w:pPr>
         <w:pStyle w:val="Heading1"/>
       </w:pPr>
-      <w:bookmarkStart w:id="5" w:name="_Toc238682241"/>
+      <w:bookmarkStart w:id="5" w:name="_Toc238683694"/>
       <w:r>
         <w:t>Phys</w:t>
       </w:r>
@@ -1490,7 +1581,7 @@
       <w:pPr>
         <w:pStyle w:val="Heading1"/>
       </w:pPr>
-      <w:bookmarkStart w:id="6" w:name="_Toc238682242"/>
+      <w:bookmarkStart w:id="6" w:name="_Toc238683695"/>
       <w:r>
         <w:lastRenderedPageBreak/>
         <w:t>Logical Topology and VLAN Design</w:t>
@@ -1557,7 +1648,7 @@
       <w:pPr>
         <w:pStyle w:val="Heading1"/>
       </w:pPr>
-      <w:bookmarkStart w:id="7" w:name="_Toc238682243"/>
+      <w:bookmarkStart w:id="7" w:name="_Toc238683696"/>
       <w:r>
         <w:t>IP Addressing Plan</w:t>
       </w:r>
@@ -2436,7 +2527,7 @@
       <w:pPr>
         <w:pStyle w:val="Heading2"/>
       </w:pPr>
-      <w:bookmarkStart w:id="8" w:name="_Toc238682244"/>
+      <w:bookmarkStart w:id="8" w:name="_Toc238683697"/>
       <w:r>
         <w:lastRenderedPageBreak/>
         <w:t>Key Static Assignments</w:t>
@@ -2830,7 +2921,7 @@
       <w:pPr>
         <w:pStyle w:val="Heading1"/>
       </w:pPr>
-      <w:bookmarkStart w:id="9" w:name="_Toc238682245"/>
+      <w:bookmarkStart w:id="9" w:name="_Toc238683698"/>
       <w:r>
         <w:t>ACL Policy</w:t>
       </w:r>
@@ -2936,6 +3027,139 @@
       </w:pPr>
       <w:r>
         <w:t>Implicit deny-all at the end of every ACL (standard Packet Tracer/Cisco IOS behaviour).</w:t>
+      </w:r>
+    </w:p>
+    <w:p>
+      <w:pPr>
+        <w:pStyle w:val="Heading1"/>
+        <w:spacing w:before="300" w:after="150"/>
+      </w:pPr>
+      <w:bookmarkStart w:id="10" w:name="_Toc238683699"/>
+      <w:r>
+        <w:t>Initial GitHub Repository</w:t>
+      </w:r>
+      <w:bookmarkEnd w:id="10"/>
+    </w:p>
+    <w:p>
+      <w:pPr>
+        <w:spacing w:after="120"/>
+      </w:pPr>
+      <w:r>
+        <w:t>An initial repository has been created with the structure below, ready for evidence to be committed as the project progresses (see README.md for full detail).</w:t>
+      </w:r>
+    </w:p>
+    <w:p>
+      <w:pPr>
+        <w:pStyle w:val="ListParagraph"/>
+        <w:numPr>
+          <w:ilvl w:val="0"/>
+          <w:numId w:val="2"/>
+        </w:numPr>
+        <w:spacing w:after="60" w:line="240" w:lineRule="auto"/>
+        <w:contextualSpacing w:val="0"/>
+      </w:pPr>
+      <w:r>
+        <w:t>/01-requirements — client requirements &amp; assumptions (this document)</w:t>
+      </w:r>
+    </w:p>
+    <w:p>
+      <w:pPr>
+        <w:pStyle w:val="ListParagraph"/>
+        <w:numPr>
+          <w:ilvl w:val="0"/>
+          <w:numId w:val="2"/>
+        </w:numPr>
+        <w:spacing w:after="60" w:line="240" w:lineRule="auto"/>
+        <w:contextualSpacing w:val="0"/>
+      </w:pPr>
+      <w:r>
+        <w:t>/02-design — physical &amp; logical topology diagrams, IP addressing plan</w:t>
+      </w:r>
+    </w:p>
+    <w:p>
+      <w:pPr>
+        <w:pStyle w:val="ListParagraph"/>
+        <w:numPr>
+          <w:ilvl w:val="0"/>
+          <w:numId w:val="2"/>
+        </w:numPr>
+        <w:spacing w:after="60" w:line="240" w:lineRule="auto"/>
+        <w:contextualSpacing w:val="0"/>
+      </w:pPr>
+      <w:r>
+        <w:t>/03-packet-tracer — working .</w:t>
+      </w:r>
+      <w:proofErr w:type="spellStart"/>
+      <w:r>
+        <w:t>pkt</w:t>
+      </w:r>
+      <w:proofErr w:type="spellEnd"/>
+      <w:r>
+        <w:t xml:space="preserve"> file(s)</w:t>
+      </w:r>
+    </w:p>
+    <w:p>
+      <w:pPr>
+        <w:pStyle w:val="ListParagraph"/>
+        <w:numPr>
+          <w:ilvl w:val="0"/>
+          <w:numId w:val="2"/>
+        </w:numPr>
+        <w:spacing w:after="60" w:line="240" w:lineRule="auto"/>
+        <w:contextualSpacing w:val="0"/>
+      </w:pPr>
+      <w:r>
+        <w:t>/04-configuration — device configs, ACL scripts</w:t>
+      </w:r>
+    </w:p>
+    <w:p>
+      <w:pPr>
+        <w:pStyle w:val="ListParagraph"/>
+        <w:numPr>
+          <w:ilvl w:val="0"/>
+          <w:numId w:val="2"/>
+        </w:numPr>
+        <w:spacing w:after="60" w:line="240" w:lineRule="auto"/>
+        <w:contextualSpacing w:val="0"/>
+      </w:pPr>
+      <w:r>
+        <w:t>/05-testing — connectivity &amp; ACL verification evidence</w:t>
+      </w:r>
+    </w:p>
+    <w:p>
+      <w:pPr>
+        <w:pStyle w:val="ListParagraph"/>
+        <w:numPr>
+          <w:ilvl w:val="0"/>
+          <w:numId w:val="2"/>
+        </w:numPr>
+        <w:spacing w:after="60" w:line="240" w:lineRule="auto"/>
+        <w:contextualSpacing w:val="0"/>
+      </w:pPr>
+      <w:r>
+        <w:t>/06-video — link to the 15–</w:t>
+      </w:r>
+      <w:proofErr w:type="gramStart"/>
+      <w:r>
+        <w:t>20 minute</w:t>
+      </w:r>
+      <w:proofErr w:type="gramEnd"/>
+      <w:r>
+        <w:t xml:space="preserve"> demonstration video</w:t>
+      </w:r>
+    </w:p>
+    <w:p>
+      <w:pPr>
+        <w:pStyle w:val="ListParagraph"/>
+        <w:numPr>
+          <w:ilvl w:val="0"/>
+          <w:numId w:val="2"/>
+        </w:numPr>
+        <w:spacing w:after="60" w:line="240" w:lineRule="auto"/>
+        <w:contextualSpacing w:val="0"/>
+      </w:pPr>
+      <w:r>
+        <w:t>README.md — project overview, client summary, and portfolio index</w:t>
       </w:r>
     </w:p>
     <w:p/>
@@ -3005,8 +3229,68 @@
       <w:lvlJc w:val="left"/>
     </w:lvl>
   </w:abstractNum>
+  <w:abstractNum w:abstractNumId="1" w15:restartNumberingAfterBreak="0">
+    <w:nsid w:val="311367E2"/>
+    <w:multiLevelType w:val="hybridMultilevel"/>
+    <w:tmpl w:val="42DC6832"/>
+    <w:lvl w:ilvl="0" w:tplc="E4448382">
+      <w:start w:val="1"/>
+      <w:numFmt w:val="bullet"/>
+      <w:lvlText w:val="•"/>
+      <w:lvlJc w:val="left"/>
+      <w:pPr>
+        <w:ind w:left="420" w:hanging="260"/>
+      </w:pPr>
+    </w:lvl>
+    <w:lvl w:ilvl="1" w:tplc="A0C07CA2">
+      <w:numFmt w:val="decimal"/>
+      <w:lvlText w:val=""/>
+      <w:lvlJc w:val="left"/>
+    </w:lvl>
+    <w:lvl w:ilvl="2" w:tplc="CBBED618">
+      <w:numFmt w:val="decimal"/>
+      <w:lvlText w:val=""/>
+      <w:lvlJc w:val="left"/>
+    </w:lvl>
+    <w:lvl w:ilvl="3" w:tplc="124EA552">
+      <w:numFmt w:val="decimal"/>
+      <w:lvlText w:val=""/>
+      <w:lvlJc w:val="left"/>
+    </w:lvl>
+    <w:lvl w:ilvl="4" w:tplc="AF9A3852">
+      <w:numFmt w:val="decimal"/>
+      <w:lvlText w:val=""/>
+      <w:lvlJc w:val="left"/>
+    </w:lvl>
+    <w:lvl w:ilvl="5" w:tplc="1AA6A004">
+      <w:numFmt w:val="decimal"/>
+      <w:lvlText w:val=""/>
+      <w:lvlJc w:val="left"/>
+    </w:lvl>
+    <w:lvl w:ilvl="6" w:tplc="42285894">
+      <w:numFmt w:val="decimal"/>
+      <w:lvlText w:val=""/>
+      <w:lvlJc w:val="left"/>
+    </w:lvl>
+    <w:lvl w:ilvl="7" w:tplc="AFEC8EA2">
+      <w:numFmt w:val="decimal"/>
+      <w:lvlText w:val=""/>
+      <w:lvlJc w:val="left"/>
+    </w:lvl>
+    <w:lvl w:ilvl="8" w:tplc="7FD45E8C">
+      <w:numFmt w:val="decimal"/>
+      <w:lvlText w:val=""/>
+      <w:lvlJc w:val="left"/>
+    </w:lvl>
+  </w:abstractNum>
   <w:num w:numId="1" w16cid:durableId="519200932">
     <w:abstractNumId w:val="0"/>
+    <w:lvlOverride w:ilvl="0">
+      <w:startOverride w:val="1"/>
+    </w:lvlOverride>
+  </w:num>
+  <w:num w:numId="2" w16cid:durableId="130371938">
+    <w:abstractNumId w:val="1"/>
     <w:lvlOverride w:ilvl="0">
       <w:startOverride w:val="1"/>
     </w:lvlOverride>
